--- a/docs/Informe_Agosto_2026_ULEAM.docx
+++ b/docs/Informe_Agosto_2026_ULEAM.docx
@@ -1,6 +1,6 @@
 
 <file path=word/document.xml><?xml version="1.0" encoding="utf-8"?>
-<w:document xmlns:wpc="http://schemas.microsoft.com/office/word/2010/wordprocessingCanvas" xmlns:cx="http://schemas.microsoft.com/office/drawing/2014/chartex" xmlns:cx1="http://schemas.microsoft.com/office/drawing/2015/9/8/chartex" xmlns:cx2="http://schemas.microsoft.com/office/drawing/2015/10/21/chartex" xmlns:cx3="http://schemas.microsoft.com/office/drawing/2016/5/9/chartex" xmlns:cx4="http://schemas.microsoft.com/office/drawing/2016/5/10/chartex" xmlns:cx5="http://schemas.microsoft.com/office/drawing/2016/5/11/chartex" xmlns:cx6="http://schemas.microsoft.com/office/drawing/2016/5/12/chartex" xmlns:cx7="http://schemas.microsoft.com/office/drawing/2016/5/13/chartex" xmlns:cx8="http://schemas.microsoft.com/office/drawing/2016/5/14/chartex" xmlns:mc="http://schemas.openxmlformats.org/markup-compatibility/2006" xmlns:aink="http://schemas.microsoft.com/office/drawing/2016/ink" xmlns:am3d="http://schemas.microsoft.com/office/drawing/2017/model3d" xmlns:o="urn:schemas-microsoft-com:office:office" xmlns:r="http://schemas.openxmlformats.org/officeDocument/2006/relationships" xmlns:m="http://schemas.openxmlformats.org/officeDocument/2006/math" xmlns:v="urn:schemas-microsoft-com:vml" xmlns:wp14="http://schemas.microsoft.com/office/word/2010/wordprocessingDrawing" xmlns:wp="http://schemas.openxmlformats.org/drawingml/2006/wordprocessingDrawing" xmlns:w10="urn:schemas-microsoft-com:office:word" xmlns:w="http://schemas.openxmlformats.org/wordprocessingml/2006/main" xmlns:w14="http://schemas.microsoft.com/office/word/2010/wordml" xmlns:w15="http://schemas.microsoft.com/office/word/2012/wordml" xmlns:w16cex="http://schemas.microsoft.com/office/word/2018/wordml/cex" xmlns:w16cid="http://schemas.microsoft.com/office/word/2016/wordml/cid" xmlns:w16="http://schemas.microsoft.com/office/word/2018/wordml" xmlns:w16sdtdh="http://schemas.microsoft.com/office/word/2020/wordml/sdtdatahash" xmlns:w16se="http://schemas.microsoft.com/office/word/2015/wordml/symex" xmlns:wpg="http://schemas.microsoft.com/office/word/2010/wordprocessingGroup" xmlns:wpi="http://schemas.microsoft.com/office/word/2010/wordprocessingInk" xmlns:wne="http://schemas.microsoft.com/office/word/2006/wordml" xmlns:wps="http://schemas.microsoft.com/office/word/2010/wordprocessingShape" mc:Ignorable="w14 w15 w16se w16cid w16 w16cex w16sdtdh wp14">
+<w:document xmlns:wpc="http://schemas.microsoft.com/office/word/2010/wordprocessingCanvas" xmlns:cx="http://schemas.microsoft.com/office/drawing/2014/chartex" xmlns:cx1="http://schemas.microsoft.com/office/drawing/2015/9/8/chartex" xmlns:cx2="http://schemas.microsoft.com/office/drawing/2015/10/21/chartex" xmlns:cx3="http://schemas.microsoft.com/office/drawing/2016/5/9/chartex" xmlns:cx4="http://schemas.microsoft.com/office/drawing/2016/5/10/chartex" xmlns:cx5="http://schemas.microsoft.com/office/drawing/2016/5/11/chartex" xmlns:cx6="http://schemas.microsoft.com/office/drawing/2016/5/12/chartex" xmlns:cx7="http://schemas.microsoft.com/office/drawing/2016/5/13/chartex" xmlns:cx8="http://schemas.microsoft.com/office/drawing/2016/5/14/chartex" xmlns:mc="http://schemas.openxmlformats.org/markup-compatibility/2006" xmlns:aink="http://schemas.microsoft.com/office/drawing/2016/ink" xmlns:am3d="http://schemas.microsoft.com/office/drawing/2017/model3d" xmlns:o="urn:schemas-microsoft-com:office:office" xmlns:oel="http://schemas.microsoft.com/office/2019/extlst" xmlns:r="http://schemas.openxmlformats.org/officeDocument/2006/relationships" xmlns:m="http://schemas.openxmlformats.org/officeDocument/2006/math" xmlns:v="urn:schemas-microsoft-com:vml" xmlns:wp14="http://schemas.microsoft.com/office/word/2010/wordprocessingDrawing" xmlns:wp="http://schemas.openxmlformats.org/drawingml/2006/wordprocessingDrawing" xmlns:w10="urn:schemas-microsoft-com:office:word" xmlns:w="http://schemas.openxmlformats.org/wordprocessingml/2006/main" xmlns:w14="http://schemas.microsoft.com/office/word/2010/wordml" xmlns:w15="http://schemas.microsoft.com/office/word/2012/wordml" xmlns:w16cex="http://schemas.microsoft.com/office/word/2018/wordml/cex" xmlns:w16cid="http://schemas.microsoft.com/office/word/2016/wordml/cid" xmlns:w16="http://schemas.microsoft.com/office/word/2018/wordml" xmlns:w16du="http://schemas.microsoft.com/office/word/2023/wordml/word16du" xmlns:w16sdtdh="http://schemas.microsoft.com/office/word/2020/wordml/sdtdatahash" xmlns:w16sdtfl="http://schemas.microsoft.com/office/word/2024/wordml/sdtformatlock" xmlns:w16se="http://schemas.microsoft.com/office/word/2015/wordml/symex" xmlns:wpg="http://schemas.microsoft.com/office/word/2010/wordprocessingGroup" xmlns:wpi="http://schemas.microsoft.com/office/word/2010/wordprocessingInk" xmlns:wne="http://schemas.microsoft.com/office/word/2006/wordml" xmlns:wps="http://schemas.microsoft.com/office/word/2010/wordprocessingShape" mc:Ignorable="w14 w15 w16se w16cid w16 w16cex w16sdtdh w16sdtfl w16du wp14">
   <w:body>
     <w:p>
       <w:pPr>
@@ -614,19 +614,6 @@
           <w14:ligatures w14:val="none"/>
         </w:rPr>
         <w:t>Dirección de proyecto: registro de 2 publicaciones científicas (pub_75, pub_76) en revistas indexadas regionales (JELTAL, Education Quarterly Reviews).</w:t>
-      </w:r>
-      <w:r>
-        <w:rPr>
-          <w:rFonts w:ascii="Century Gothic" w:eastAsia="Times New Roman" w:hAnsi="Century Gothic" w:cs="Times New Roman"/>
-          <w:b/>
-          <w:bCs/>
-          <w:color w:val="BFBFBF" w:themeColor="background1" w:themeShade="BF"/>
-          <w:kern w:val="0"/>
-          <w:sz w:val="21"/>
-          <w:szCs w:val="21"/>
-          <w:lang w:val="es-EC" w:eastAsia="es-EC"/>
-          <w14:ligatures w14:val="none"/>
-        </w:rPr>
       </w:r>
     </w:p>
     <w:p>
@@ -870,19 +857,6 @@
         </w:rPr>
         <w:t>Asesorías y capacitaciones realizadas a los miembros del proyecto: acompañamiento a Cintya Zambrano (líder de Vinculación) en la activación de su cuenta y primer uso del Portal PINE (31 de agosto de 2026).</w:t>
       </w:r>
-      <w:r>
-        <w:rPr>
-          <w:rFonts w:ascii="Century Gothic" w:eastAsia="Times New Roman" w:hAnsi="Century Gothic" w:cs="Times New Roman"/>
-          <w:b/>
-          <w:bCs/>
-          <w:color w:val="BFBFBF" w:themeColor="background1" w:themeShade="BF"/>
-          <w:kern w:val="0"/>
-          <w:sz w:val="21"/>
-          <w:szCs w:val="21"/>
-          <w:lang w:val="es-EC" w:eastAsia="es-EC"/>
-          <w14:ligatures w14:val="none"/>
-        </w:rPr>
-      </w:r>
     </w:p>
     <w:p>
       <w:pPr>
@@ -919,6 +893,7 @@
           <w:lang w:val="es-EC" w:eastAsia="es-EC"/>
           <w14:ligatures w14:val="none"/>
         </w:rPr>
+        <w:lastRenderedPageBreak/>
         <w:t>Otras actividades: corrección de una identidad de persona inexistente detectada en desarrollo previo del sitio, y restricción del panel de gestión de contenido a los responsables directos del proyecto.</w:t>
       </w:r>
     </w:p>
@@ -1271,7 +1246,6 @@
             <w:tcW w:w="4247" w:type="dxa"/>
           </w:tcPr>
           <w:p>
-            <w:r/>
             <w:r>
               <w:rPr>
                 <w:rFonts w:ascii="Century Gothic" w:hAnsi="Century Gothic"/>
@@ -1286,7 +1260,6 @@
             <w:tcW w:w="4247" w:type="dxa"/>
           </w:tcPr>
           <w:p>
-            <w:r/>
             <w:r>
               <w:rPr>
                 <w:rFonts w:ascii="Century Gothic" w:hAnsi="Century Gothic"/>
@@ -1303,7 +1276,6 @@
             <w:tcW w:w="4247" w:type="dxa"/>
           </w:tcPr>
           <w:p>
-            <w:r/>
             <w:r>
               <w:rPr>
                 <w:rFonts w:ascii="Century Gothic" w:hAnsi="Century Gothic"/>
@@ -1318,7 +1290,6 @@
             <w:tcW w:w="4247" w:type="dxa"/>
           </w:tcPr>
           <w:p>
-            <w:r/>
             <w:r>
               <w:rPr>
                 <w:rFonts w:ascii="Century Gothic" w:hAnsi="Century Gothic"/>
@@ -1335,7 +1306,6 @@
             <w:tcW w:w="4247" w:type="dxa"/>
           </w:tcPr>
           <w:p>
-            <w:r/>
             <w:r>
               <w:rPr>
                 <w:rFonts w:ascii="Century Gothic" w:hAnsi="Century Gothic"/>
@@ -1350,7 +1320,6 @@
             <w:tcW w:w="4247" w:type="dxa"/>
           </w:tcPr>
           <w:p>
-            <w:r/>
             <w:r>
               <w:rPr>
                 <w:rFonts w:ascii="Century Gothic" w:hAnsi="Century Gothic"/>
@@ -1650,125 +1619,6 @@
         <w:t>Pedagogía de los Idiomas Nacionales y Extranjeros</w:t>
       </w:r>
     </w:p>
-    <w:p>
-      <w:pPr>
-        <w:shd w:val="clear" w:color="auto" w:fill="FFFFFF"/>
-        <w:spacing w:after="0" w:line="240" w:lineRule="auto"/>
-        <w:jc w:val="both"/>
-        <w:textAlignment w:val="baseline"/>
-        <w:rPr>
-          <w:rFonts w:ascii="Century Gothic" w:eastAsia="Times New Roman" w:hAnsi="Century Gothic" w:cs="Times New Roman"/>
-          <w:b/>
-          <w:bCs/>
-          <w:color w:val="BFBFBF" w:themeColor="background1" w:themeShade="BF"/>
-          <w:kern w:val="0"/>
-          <w:sz w:val="21"/>
-          <w:szCs w:val="21"/>
-          <w:lang w:val="es-EC" w:eastAsia="es-EC"/>
-          <w14:ligatures w14:val="none"/>
-        </w:rPr>
-      </w:pPr>
-    </w:p>
-    <w:p>
-      <w:pPr>
-        <w:shd w:val="clear" w:color="auto" w:fill="FFFFFF"/>
-        <w:spacing w:after="0" w:line="240" w:lineRule="auto"/>
-        <w:jc w:val="both"/>
-        <w:textAlignment w:val="baseline"/>
-        <w:rPr>
-          <w:rFonts w:ascii="Century Gothic" w:eastAsia="Times New Roman" w:hAnsi="Century Gothic" w:cs="Times New Roman"/>
-          <w:b/>
-          <w:bCs/>
-          <w:color w:val="BFBFBF" w:themeColor="background1" w:themeShade="BF"/>
-          <w:kern w:val="0"/>
-          <w:sz w:val="21"/>
-          <w:szCs w:val="21"/>
-          <w:lang w:val="es-EC" w:eastAsia="es-EC"/>
-          <w14:ligatures w14:val="none"/>
-        </w:rPr>
-      </w:pPr>
-    </w:p>
-    <w:p>
-      <w:pPr>
-        <w:shd w:val="clear" w:color="auto" w:fill="FFFFFF"/>
-        <w:spacing w:after="0" w:line="240" w:lineRule="auto"/>
-        <w:jc w:val="both"/>
-        <w:textAlignment w:val="baseline"/>
-        <w:rPr>
-          <w:rFonts w:ascii="Century Gothic" w:eastAsia="Times New Roman" w:hAnsi="Century Gothic" w:cs="Times New Roman"/>
-          <w:kern w:val="0"/>
-          <w:lang w:val="es-EC" w:eastAsia="es-EC"/>
-          <w14:ligatures w14:val="none"/>
-        </w:rPr>
-      </w:pPr>
-    </w:p>
-    <w:p>
-      <w:pPr>
-        <w:shd w:val="clear" w:color="auto" w:fill="FFFFFF"/>
-        <w:spacing w:after="0" w:line="240" w:lineRule="auto"/>
-        <w:jc w:val="both"/>
-        <w:textAlignment w:val="baseline"/>
-        <w:rPr>
-          <w:rFonts w:ascii="Century Gothic" w:eastAsia="Times New Roman" w:hAnsi="Century Gothic" w:cs="Times New Roman"/>
-          <w:b/>
-          <w:bCs/>
-          <w:color w:val="BFBFBF" w:themeColor="background1" w:themeShade="BF"/>
-          <w:kern w:val="0"/>
-          <w:lang w:val="es-EC" w:eastAsia="es-EC"/>
-          <w14:ligatures w14:val="none"/>
-        </w:rPr>
-      </w:pPr>
-    </w:p>
-    <w:p>
-      <w:pPr>
-        <w:shd w:val="clear" w:color="auto" w:fill="FFFFFF"/>
-        <w:spacing w:after="0" w:line="240" w:lineRule="auto"/>
-        <w:jc w:val="both"/>
-        <w:textAlignment w:val="baseline"/>
-        <w:rPr>
-          <w:rFonts w:ascii="Century Gothic" w:eastAsia="Times New Roman" w:hAnsi="Century Gothic" w:cs="Times New Roman"/>
-          <w:b/>
-          <w:bCs/>
-          <w:kern w:val="0"/>
-          <w:lang w:val="es-EC" w:eastAsia="es-EC"/>
-          <w14:ligatures w14:val="none"/>
-        </w:rPr>
-      </w:pPr>
-    </w:p>
-    <w:p>
-      <w:pPr>
-        <w:shd w:val="clear" w:color="auto" w:fill="FFFFFF"/>
-        <w:spacing w:after="0" w:line="240" w:lineRule="auto"/>
-        <w:jc w:val="both"/>
-        <w:textAlignment w:val="baseline"/>
-        <w:rPr>
-          <w:rFonts w:ascii="Century Gothic" w:eastAsia="Times New Roman" w:hAnsi="Century Gothic" w:cs="Times New Roman"/>
-          <w:b/>
-          <w:bCs/>
-          <w:kern w:val="0"/>
-          <w:lang w:val="es-EC" w:eastAsia="es-EC"/>
-          <w14:ligatures w14:val="none"/>
-        </w:rPr>
-      </w:pPr>
-    </w:p>
-    <w:p>
-      <w:pPr>
-        <w:shd w:val="clear" w:color="auto" w:fill="FFFFFF"/>
-        <w:spacing w:after="0" w:line="240" w:lineRule="auto"/>
-        <w:jc w:val="both"/>
-        <w:textAlignment w:val="baseline"/>
-        <w:rPr>
-          <w:rFonts w:ascii="Century Gothic" w:eastAsia="Times New Roman" w:hAnsi="Century Gothic" w:cs="Times New Roman"/>
-          <w:b/>
-          <w:bCs/>
-          <w:color w:val="BFBFBF" w:themeColor="background1" w:themeShade="BF"/>
-          <w:kern w:val="0"/>
-          <w:lang w:val="es-EC" w:eastAsia="es-EC"/>
-          <w14:ligatures w14:val="none"/>
-        </w:rPr>
-      </w:pPr>
-    </w:p>
-    <w:p/>
     <w:sectPr>
       <w:headerReference w:type="default" r:id="rId7"/>
       <w:pgSz w:w="12240" w:h="15840"/>
@@ -1781,7 +1631,7 @@
 </file>
 
 <file path=word/endnotes.xml><?xml version="1.0" encoding="utf-8"?>
-<w:endnotes xmlns:wpc="http://schemas.microsoft.com/office/word/2010/wordprocessingCanvas" xmlns:cx="http://schemas.microsoft.com/office/drawing/2014/chartex" xmlns:cx1="http://schemas.microsoft.com/office/drawing/2015/9/8/chartex" xmlns:cx2="http://schemas.microsoft.com/office/drawing/2015/10/21/chartex" xmlns:cx3="http://schemas.microsoft.com/office/drawing/2016/5/9/chartex" xmlns:cx4="http://schemas.microsoft.com/office/drawing/2016/5/10/chartex" xmlns:cx5="http://schemas.microsoft.com/office/drawing/2016/5/11/chartex" xmlns:cx6="http://schemas.microsoft.com/office/drawing/2016/5/12/chartex" xmlns:cx7="http://schemas.microsoft.com/office/drawing/2016/5/13/chartex" xmlns:cx8="http://schemas.microsoft.com/office/drawing/2016/5/14/chartex" xmlns:mc="http://schemas.openxmlformats.org/markup-compatibility/2006" xmlns:aink="http://schemas.microsoft.com/office/drawing/2016/ink" xmlns:am3d="http://schemas.microsoft.com/office/drawing/2017/model3d" xmlns:o="urn:schemas-microsoft-com:office:office" xmlns:r="http://schemas.openxmlformats.org/officeDocument/2006/relationships" xmlns:m="http://schemas.openxmlformats.org/officeDocument/2006/math" xmlns:v="urn:schemas-microsoft-com:vml" xmlns:wp14="http://schemas.microsoft.com/office/word/2010/wordprocessingDrawing" xmlns:wp="http://schemas.openxmlformats.org/drawingml/2006/wordprocessingDrawing" xmlns:w10="urn:schemas-microsoft-com:office:word" xmlns:w="http://schemas.openxmlformats.org/wordprocessingml/2006/main" xmlns:w14="http://schemas.microsoft.com/office/word/2010/wordml" xmlns:w15="http://schemas.microsoft.com/office/word/2012/wordml" xmlns:w16cex="http://schemas.microsoft.com/office/word/2018/wordml/cex" xmlns:w16cid="http://schemas.microsoft.com/office/word/2016/wordml/cid" xmlns:w16="http://schemas.microsoft.com/office/word/2018/wordml" xmlns:w16sdtdh="http://schemas.microsoft.com/office/word/2020/wordml/sdtdatahash" xmlns:w16se="http://schemas.microsoft.com/office/word/2015/wordml/symex" xmlns:wpg="http://schemas.microsoft.com/office/word/2010/wordprocessingGroup" xmlns:wpi="http://schemas.microsoft.com/office/word/2010/wordprocessingInk" xmlns:wne="http://schemas.microsoft.com/office/word/2006/wordml" xmlns:wps="http://schemas.microsoft.com/office/word/2010/wordprocessingShape" mc:Ignorable="w14 w15 w16se w16cid w16 w16cex w16sdtdh wp14">
+<w:endnotes xmlns:wpc="http://schemas.microsoft.com/office/word/2010/wordprocessingCanvas" xmlns:cx="http://schemas.microsoft.com/office/drawing/2014/chartex" xmlns:cx1="http://schemas.microsoft.com/office/drawing/2015/9/8/chartex" xmlns:cx2="http://schemas.microsoft.com/office/drawing/2015/10/21/chartex" xmlns:cx3="http://schemas.microsoft.com/office/drawing/2016/5/9/chartex" xmlns:cx4="http://schemas.microsoft.com/office/drawing/2016/5/10/chartex" xmlns:cx5="http://schemas.microsoft.com/office/drawing/2016/5/11/chartex" xmlns:cx6="http://schemas.microsoft.com/office/drawing/2016/5/12/chartex" xmlns:cx7="http://schemas.microsoft.com/office/drawing/2016/5/13/chartex" xmlns:cx8="http://schemas.microsoft.com/office/drawing/2016/5/14/chartex" xmlns:mc="http://schemas.openxmlformats.org/markup-compatibility/2006" xmlns:aink="http://schemas.microsoft.com/office/drawing/2016/ink" xmlns:am3d="http://schemas.microsoft.com/office/drawing/2017/model3d" xmlns:o="urn:schemas-microsoft-com:office:office" xmlns:oel="http://schemas.microsoft.com/office/2019/extlst" xmlns:r="http://schemas.openxmlformats.org/officeDocument/2006/relationships" xmlns:m="http://schemas.openxmlformats.org/officeDocument/2006/math" xmlns:v="urn:schemas-microsoft-com:vml" xmlns:wp14="http://schemas.microsoft.com/office/word/2010/wordprocessingDrawing" xmlns:wp="http://schemas.openxmlformats.org/drawingml/2006/wordprocessingDrawing" xmlns:w10="urn:schemas-microsoft-com:office:word" xmlns:w="http://schemas.openxmlformats.org/wordprocessingml/2006/main" xmlns:w14="http://schemas.microsoft.com/office/word/2010/wordml" xmlns:w15="http://schemas.microsoft.com/office/word/2012/wordml" xmlns:w16cex="http://schemas.microsoft.com/office/word/2018/wordml/cex" xmlns:w16cid="http://schemas.microsoft.com/office/word/2016/wordml/cid" xmlns:w16="http://schemas.microsoft.com/office/word/2018/wordml" xmlns:w16du="http://schemas.microsoft.com/office/word/2023/wordml/word16du" xmlns:w16sdtdh="http://schemas.microsoft.com/office/word/2020/wordml/sdtdatahash" xmlns:w16sdtfl="http://schemas.microsoft.com/office/word/2024/wordml/sdtformatlock" xmlns:w16se="http://schemas.microsoft.com/office/word/2015/wordml/symex" xmlns:wpg="http://schemas.microsoft.com/office/word/2010/wordprocessingGroup" xmlns:wpi="http://schemas.microsoft.com/office/word/2010/wordprocessingInk" xmlns:wne="http://schemas.microsoft.com/office/word/2006/wordml" xmlns:wps="http://schemas.microsoft.com/office/word/2010/wordprocessingShape" mc:Ignorable="w14 w15 w16se w16cid w16 w16cex w16sdtdh w16sdtfl w16du wp14">
   <w:endnote w:type="separator" w:id="-1">
     <w:p>
       <w:pPr>
@@ -1806,7 +1656,7 @@
 </file>
 
 <file path=word/footnotes.xml><?xml version="1.0" encoding="utf-8"?>
-<w:footnotes xmlns:wpc="http://schemas.microsoft.com/office/word/2010/wordprocessingCanvas" xmlns:cx="http://schemas.microsoft.com/office/drawing/2014/chartex" xmlns:cx1="http://schemas.microsoft.com/office/drawing/2015/9/8/chartex" xmlns:cx2="http://schemas.microsoft.com/office/drawing/2015/10/21/chartex" xmlns:cx3="http://schemas.microsoft.com/office/drawing/2016/5/9/chartex" xmlns:cx4="http://schemas.microsoft.com/office/drawing/2016/5/10/chartex" xmlns:cx5="http://schemas.microsoft.com/office/drawing/2016/5/11/chartex" xmlns:cx6="http://schemas.microsoft.com/office/drawing/2016/5/12/chartex" xmlns:cx7="http://schemas.microsoft.com/office/drawing/2016/5/13/chartex" xmlns:cx8="http://schemas.microsoft.com/office/drawing/2016/5/14/chartex" xmlns:mc="http://schemas.openxmlformats.org/markup-compatibility/2006" xmlns:aink="http://schemas.microsoft.com/office/drawing/2016/ink" xmlns:am3d="http://schemas.microsoft.com/office/drawing/2017/model3d" xmlns:o="urn:schemas-microsoft-com:office:office" xmlns:r="http://schemas.openxmlformats.org/officeDocument/2006/relationships" xmlns:m="http://schemas.openxmlformats.org/officeDocument/2006/math" xmlns:v="urn:schemas-microsoft-com:vml" xmlns:wp14="http://schemas.microsoft.com/office/word/2010/wordprocessingDrawing" xmlns:wp="http://schemas.openxmlformats.org/drawingml/2006/wordprocessingDrawing" xmlns:w10="urn:schemas-microsoft-com:office:word" xmlns:w="http://schemas.openxmlformats.org/wordprocessingml/2006/main" xmlns:w14="http://schemas.microsoft.com/office/word/2010/wordml" xmlns:w15="http://schemas.microsoft.com/office/word/2012/wordml" xmlns:w16cex="http://schemas.microsoft.com/office/word/2018/wordml/cex" xmlns:w16cid="http://schemas.microsoft.com/office/word/2016/wordml/cid" xmlns:w16="http://schemas.microsoft.com/office/word/2018/wordml" xmlns:w16sdtdh="http://schemas.microsoft.com/office/word/2020/wordml/sdtdatahash" xmlns:w16se="http://schemas.microsoft.com/office/word/2015/wordml/symex" xmlns:wpg="http://schemas.microsoft.com/office/word/2010/wordprocessingGroup" xmlns:wpi="http://schemas.microsoft.com/office/word/2010/wordprocessingInk" xmlns:wne="http://schemas.microsoft.com/office/word/2006/wordml" xmlns:wps="http://schemas.microsoft.com/office/word/2010/wordprocessingShape" mc:Ignorable="w14 w15 w16se w16cid w16 w16cex w16sdtdh wp14">
+<w:footnotes xmlns:wpc="http://schemas.microsoft.com/office/word/2010/wordprocessingCanvas" xmlns:cx="http://schemas.microsoft.com/office/drawing/2014/chartex" xmlns:cx1="http://schemas.microsoft.com/office/drawing/2015/9/8/chartex" xmlns:cx2="http://schemas.microsoft.com/office/drawing/2015/10/21/chartex" xmlns:cx3="http://schemas.microsoft.com/office/drawing/2016/5/9/chartex" xmlns:cx4="http://schemas.microsoft.com/office/drawing/2016/5/10/chartex" xmlns:cx5="http://schemas.microsoft.com/office/drawing/2016/5/11/chartex" xmlns:cx6="http://schemas.microsoft.com/office/drawing/2016/5/12/chartex" xmlns:cx7="http://schemas.microsoft.com/office/drawing/2016/5/13/chartex" xmlns:cx8="http://schemas.microsoft.com/office/drawing/2016/5/14/chartex" xmlns:mc="http://schemas.openxmlformats.org/markup-compatibility/2006" xmlns:aink="http://schemas.microsoft.com/office/drawing/2016/ink" xmlns:am3d="http://schemas.microsoft.com/office/drawing/2017/model3d" xmlns:o="urn:schemas-microsoft-com:office:office" xmlns:oel="http://schemas.microsoft.com/office/2019/extlst" xmlns:r="http://schemas.openxmlformats.org/officeDocument/2006/relationships" xmlns:m="http://schemas.openxmlformats.org/officeDocument/2006/math" xmlns:v="urn:schemas-microsoft-com:vml" xmlns:wp14="http://schemas.microsoft.com/office/word/2010/wordprocessingDrawing" xmlns:wp="http://schemas.openxmlformats.org/drawingml/2006/wordprocessingDrawing" xmlns:w10="urn:schemas-microsoft-com:office:word" xmlns:w="http://schemas.openxmlformats.org/wordprocessingml/2006/main" xmlns:w14="http://schemas.microsoft.com/office/word/2010/wordml" xmlns:w15="http://schemas.microsoft.com/office/word/2012/wordml" xmlns:w16cex="http://schemas.microsoft.com/office/word/2018/wordml/cex" xmlns:w16cid="http://schemas.microsoft.com/office/word/2016/wordml/cid" xmlns:w16="http://schemas.microsoft.com/office/word/2018/wordml" xmlns:w16du="http://schemas.microsoft.com/office/word/2023/wordml/word16du" xmlns:w16sdtdh="http://schemas.microsoft.com/office/word/2020/wordml/sdtdatahash" xmlns:w16sdtfl="http://schemas.microsoft.com/office/word/2024/wordml/sdtformatlock" xmlns:w16se="http://schemas.microsoft.com/office/word/2015/wordml/symex" xmlns:wpg="http://schemas.microsoft.com/office/word/2010/wordprocessingGroup" xmlns:wpi="http://schemas.microsoft.com/office/word/2010/wordprocessingInk" xmlns:wne="http://schemas.microsoft.com/office/word/2006/wordml" xmlns:wps="http://schemas.microsoft.com/office/word/2010/wordprocessingShape" mc:Ignorable="w14 w15 w16se w16cid w16 w16cex w16sdtdh w16sdtfl w16du wp14">
   <w:footnote w:type="separator" w:id="-1">
     <w:p>
       <w:pPr>
@@ -1831,7 +1681,7 @@
 </file>
 
 <file path=word/header1.xml><?xml version="1.0" encoding="utf-8"?>
-<w:hdr xmlns:wpc="http://schemas.microsoft.com/office/word/2010/wordprocessingCanvas" xmlns:cx="http://schemas.microsoft.com/office/drawing/2014/chartex" xmlns:cx1="http://schemas.microsoft.com/office/drawing/2015/9/8/chartex" xmlns:cx2="http://schemas.microsoft.com/office/drawing/2015/10/21/chartex" xmlns:cx3="http://schemas.microsoft.com/office/drawing/2016/5/9/chartex" xmlns:cx4="http://schemas.microsoft.com/office/drawing/2016/5/10/chartex" xmlns:cx5="http://schemas.microsoft.com/office/drawing/2016/5/11/chartex" xmlns:cx6="http://schemas.microsoft.com/office/drawing/2016/5/12/chartex" xmlns:cx7="http://schemas.microsoft.com/office/drawing/2016/5/13/chartex" xmlns:cx8="http://schemas.microsoft.com/office/drawing/2016/5/14/chartex" xmlns:mc="http://schemas.openxmlformats.org/markup-compatibility/2006" xmlns:aink="http://schemas.microsoft.com/office/drawing/2016/ink" xmlns:am3d="http://schemas.microsoft.com/office/drawing/2017/model3d" xmlns:o="urn:schemas-microsoft-com:office:office" xmlns:r="http://schemas.openxmlformats.org/officeDocument/2006/relationships" xmlns:m="http://schemas.openxmlformats.org/officeDocument/2006/math" xmlns:v="urn:schemas-microsoft-com:vml" xmlns:wp14="http://schemas.microsoft.com/office/word/2010/wordprocessingDrawing" xmlns:wp="http://schemas.openxmlformats.org/drawingml/2006/wordprocessingDrawing" xmlns:w10="urn:schemas-microsoft-com:office:word" xmlns:w="http://schemas.openxmlformats.org/wordprocessingml/2006/main" xmlns:w14="http://schemas.microsoft.com/office/word/2010/wordml" xmlns:w15="http://schemas.microsoft.com/office/word/2012/wordml" xmlns:w16cex="http://schemas.microsoft.com/office/word/2018/wordml/cex" xmlns:w16cid="http://schemas.microsoft.com/office/word/2016/wordml/cid" xmlns:w16="http://schemas.microsoft.com/office/word/2018/wordml" xmlns:w16sdtdh="http://schemas.microsoft.com/office/word/2020/wordml/sdtdatahash" xmlns:w16se="http://schemas.microsoft.com/office/word/2015/wordml/symex" xmlns:wpg="http://schemas.microsoft.com/office/word/2010/wordprocessingGroup" xmlns:wpi="http://schemas.microsoft.com/office/word/2010/wordprocessingInk" xmlns:wne="http://schemas.microsoft.com/office/word/2006/wordml" xmlns:wps="http://schemas.microsoft.com/office/word/2010/wordprocessingShape" mc:Ignorable="w14 w15 w16se w16cid w16 w16cex w16sdtdh wp14">
+<w:hdr xmlns:wpc="http://schemas.microsoft.com/office/word/2010/wordprocessingCanvas" xmlns:cx="http://schemas.microsoft.com/office/drawing/2014/chartex" xmlns:cx1="http://schemas.microsoft.com/office/drawing/2015/9/8/chartex" xmlns:cx2="http://schemas.microsoft.com/office/drawing/2015/10/21/chartex" xmlns:cx3="http://schemas.microsoft.com/office/drawing/2016/5/9/chartex" xmlns:cx4="http://schemas.microsoft.com/office/drawing/2016/5/10/chartex" xmlns:cx5="http://schemas.microsoft.com/office/drawing/2016/5/11/chartex" xmlns:cx6="http://schemas.microsoft.com/office/drawing/2016/5/12/chartex" xmlns:cx7="http://schemas.microsoft.com/office/drawing/2016/5/13/chartex" xmlns:cx8="http://schemas.microsoft.com/office/drawing/2016/5/14/chartex" xmlns:mc="http://schemas.openxmlformats.org/markup-compatibility/2006" xmlns:aink="http://schemas.microsoft.com/office/drawing/2016/ink" xmlns:am3d="http://schemas.microsoft.com/office/drawing/2017/model3d" xmlns:o="urn:schemas-microsoft-com:office:office" xmlns:oel="http://schemas.microsoft.com/office/2019/extlst" xmlns:r="http://schemas.openxmlformats.org/officeDocument/2006/relationships" xmlns:m="http://schemas.openxmlformats.org/officeDocument/2006/math" xmlns:v="urn:schemas-microsoft-com:vml" xmlns:wp14="http://schemas.microsoft.com/office/word/2010/wordprocessingDrawing" xmlns:wp="http://schemas.openxmlformats.org/drawingml/2006/wordprocessingDrawing" xmlns:w10="urn:schemas-microsoft-com:office:word" xmlns:w="http://schemas.openxmlformats.org/wordprocessingml/2006/main" xmlns:w14="http://schemas.microsoft.com/office/word/2010/wordml" xmlns:w15="http://schemas.microsoft.com/office/word/2012/wordml" xmlns:w16cex="http://schemas.microsoft.com/office/word/2018/wordml/cex" xmlns:w16cid="http://schemas.microsoft.com/office/word/2016/wordml/cid" xmlns:w16="http://schemas.microsoft.com/office/word/2018/wordml" xmlns:w16du="http://schemas.microsoft.com/office/word/2023/wordml/word16du" xmlns:w16sdtdh="http://schemas.microsoft.com/office/word/2020/wordml/sdtdatahash" xmlns:w16sdtfl="http://schemas.microsoft.com/office/word/2024/wordml/sdtformatlock" xmlns:w16se="http://schemas.microsoft.com/office/word/2015/wordml/symex" xmlns:wpg="http://schemas.microsoft.com/office/word/2010/wordprocessingGroup" xmlns:wpi="http://schemas.microsoft.com/office/word/2010/wordprocessingInk" xmlns:wne="http://schemas.microsoft.com/office/word/2006/wordml" xmlns:wps="http://schemas.microsoft.com/office/word/2010/wordprocessingShape" mc:Ignorable="w14 w15 w16se w16cid w16 w16cex w16sdtdh w16sdtfl w16du wp14">
   <w:p>
     <w:pPr>
       <w:pStyle w:val="Encabezado"/>
@@ -1912,7 +1762,7 @@
 </file>
 
 <file path=word/numbering.xml><?xml version="1.0" encoding="utf-8"?>
-<w:numbering xmlns:wpc="http://schemas.microsoft.com/office/word/2010/wordprocessingCanvas" xmlns:cx="http://schemas.microsoft.com/office/drawing/2014/chartex" xmlns:cx1="http://schemas.microsoft.com/office/drawing/2015/9/8/chartex" xmlns:cx2="http://schemas.microsoft.com/office/drawing/2015/10/21/chartex" xmlns:cx3="http://schemas.microsoft.com/office/drawing/2016/5/9/chartex" xmlns:cx4="http://schemas.microsoft.com/office/drawing/2016/5/10/chartex" xmlns:cx5="http://schemas.microsoft.com/office/drawing/2016/5/11/chartex" xmlns:cx6="http://schemas.microsoft.com/office/drawing/2016/5/12/chartex" xmlns:cx7="http://schemas.microsoft.com/office/drawing/2016/5/13/chartex" xmlns:cx8="http://schemas.microsoft.com/office/drawing/2016/5/14/chartex" xmlns:mc="http://schemas.openxmlformats.org/markup-compatibility/2006" xmlns:aink="http://schemas.microsoft.com/office/drawing/2016/ink" xmlns:am3d="http://schemas.microsoft.com/office/drawing/2017/model3d" xmlns:o="urn:schemas-microsoft-com:office:office" xmlns:r="http://schemas.openxmlformats.org/officeDocument/2006/relationships" xmlns:m="http://schemas.openxmlformats.org/officeDocument/2006/math" xmlns:v="urn:schemas-microsoft-com:vml" xmlns:wp14="http://schemas.microsoft.com/office/word/2010/wordprocessingDrawing" xmlns:wp="http://schemas.openxmlformats.org/drawingml/2006/wordprocessingDrawing" xmlns:w10="urn:schemas-microsoft-com:office:word" xmlns:w="http://schemas.openxmlformats.org/wordprocessingml/2006/main" xmlns:w14="http://schemas.microsoft.com/office/word/2010/wordml" xmlns:w15="http://schemas.microsoft.com/office/word/2012/wordml" xmlns:w16cex="http://schemas.microsoft.com/office/word/2018/wordml/cex" xmlns:w16cid="http://schemas.microsoft.com/office/word/2016/wordml/cid" xmlns:w16="http://schemas.microsoft.com/office/word/2018/wordml" xmlns:w16sdtdh="http://schemas.microsoft.com/office/word/2020/wordml/sdtdatahash" xmlns:w16se="http://schemas.microsoft.com/office/word/2015/wordml/symex" xmlns:wpg="http://schemas.microsoft.com/office/word/2010/wordprocessingGroup" xmlns:wpi="http://schemas.microsoft.com/office/word/2010/wordprocessingInk" xmlns:wne="http://schemas.microsoft.com/office/word/2006/wordml" xmlns:wps="http://schemas.microsoft.com/office/word/2010/wordprocessingShape" mc:Ignorable="w14 w15 w16se w16cid w16 w16cex w16sdtdh wp14">
+<w:numbering xmlns:wpc="http://schemas.microsoft.com/office/word/2010/wordprocessingCanvas" xmlns:cx="http://schemas.microsoft.com/office/drawing/2014/chartex" xmlns:cx1="http://schemas.microsoft.com/office/drawing/2015/9/8/chartex" xmlns:cx2="http://schemas.microsoft.com/office/drawing/2015/10/21/chartex" xmlns:cx3="http://schemas.microsoft.com/office/drawing/2016/5/9/chartex" xmlns:cx4="http://schemas.microsoft.com/office/drawing/2016/5/10/chartex" xmlns:cx5="http://schemas.microsoft.com/office/drawing/2016/5/11/chartex" xmlns:cx6="http://schemas.microsoft.com/office/drawing/2016/5/12/chartex" xmlns:cx7="http://schemas.microsoft.com/office/drawing/2016/5/13/chartex" xmlns:cx8="http://schemas.microsoft.com/office/drawing/2016/5/14/chartex" xmlns:mc="http://schemas.openxmlformats.org/markup-compatibility/2006" xmlns:aink="http://schemas.microsoft.com/office/drawing/2016/ink" xmlns:am3d="http://schemas.microsoft.com/office/drawing/2017/model3d" xmlns:o="urn:schemas-microsoft-com:office:office" xmlns:oel="http://schemas.microsoft.com/office/2019/extlst" xmlns:r="http://schemas.openxmlformats.org/officeDocument/2006/relationships" xmlns:m="http://schemas.openxmlformats.org/officeDocument/2006/math" xmlns:v="urn:schemas-microsoft-com:vml" xmlns:wp14="http://schemas.microsoft.com/office/word/2010/wordprocessingDrawing" xmlns:wp="http://schemas.openxmlformats.org/drawingml/2006/wordprocessingDrawing" xmlns:w10="urn:schemas-microsoft-com:office:word" xmlns:w="http://schemas.openxmlformats.org/wordprocessingml/2006/main" xmlns:w14="http://schemas.microsoft.com/office/word/2010/wordml" xmlns:w15="http://schemas.microsoft.com/office/word/2012/wordml" xmlns:w16cex="http://schemas.microsoft.com/office/word/2018/wordml/cex" xmlns:w16cid="http://schemas.microsoft.com/office/word/2016/wordml/cid" xmlns:w16="http://schemas.microsoft.com/office/word/2018/wordml" xmlns:w16du="http://schemas.microsoft.com/office/word/2023/wordml/word16du" xmlns:w16sdtdh="http://schemas.microsoft.com/office/word/2020/wordml/sdtdatahash" xmlns:w16sdtfl="http://schemas.microsoft.com/office/word/2024/wordml/sdtformatlock" xmlns:w16se="http://schemas.microsoft.com/office/word/2015/wordml/symex" xmlns:wpg="http://schemas.microsoft.com/office/word/2010/wordprocessingGroup" xmlns:wpi="http://schemas.microsoft.com/office/word/2010/wordprocessingInk" xmlns:wne="http://schemas.microsoft.com/office/word/2006/wordml" xmlns:wps="http://schemas.microsoft.com/office/word/2010/wordprocessingShape" mc:Ignorable="w14 w15 w16se w16cid w16 w16cex w16sdtdh w16sdtfl w16du wp14">
   <w:abstractNum w:abstractNumId="0" w15:restartNumberingAfterBreak="0">
     <w:nsid w:val="14617F3D"/>
     <w:multiLevelType w:val="multilevel"/>
@@ -2175,17 +2025,17 @@
       </w:rPr>
     </w:lvl>
   </w:abstractNum>
-  <w:num w:numId="1">
+  <w:num w:numId="1" w16cid:durableId="597177853">
     <w:abstractNumId w:val="0"/>
   </w:num>
-  <w:num w:numId="2">
+  <w:num w:numId="2" w16cid:durableId="501510628">
     <w:abstractNumId w:val="1"/>
   </w:num>
 </w:numbering>
 </file>
 
 <file path=word/styles.xml><?xml version="1.0" encoding="utf-8"?>
-<w:styles xmlns:mc="http://schemas.openxmlformats.org/markup-compatibility/2006" xmlns:r="http://schemas.openxmlformats.org/officeDocument/2006/relationships" xmlns:w="http://schemas.openxmlformats.org/wordprocessingml/2006/main" xmlns:w14="http://schemas.microsoft.com/office/word/2010/wordml" xmlns:w15="http://schemas.microsoft.com/office/word/2012/wordml" xmlns:w16cex="http://schemas.microsoft.com/office/word/2018/wordml/cex" xmlns:w16cid="http://schemas.microsoft.com/office/word/2016/wordml/cid" xmlns:w16="http://schemas.microsoft.com/office/word/2018/wordml" xmlns:w16sdtdh="http://schemas.microsoft.com/office/word/2020/wordml/sdtdatahash" xmlns:w16se="http://schemas.microsoft.com/office/word/2015/wordml/symex" mc:Ignorable="w14 w15 w16se w16cid w16 w16cex w16sdtdh">
+<w:styles xmlns:mc="http://schemas.openxmlformats.org/markup-compatibility/2006" xmlns:r="http://schemas.openxmlformats.org/officeDocument/2006/relationships" xmlns:w="http://schemas.openxmlformats.org/wordprocessingml/2006/main" xmlns:w14="http://schemas.microsoft.com/office/word/2010/wordml" xmlns:w15="http://schemas.microsoft.com/office/word/2012/wordml" xmlns:w16cex="http://schemas.microsoft.com/office/word/2018/wordml/cex" xmlns:w16cid="http://schemas.microsoft.com/office/word/2016/wordml/cid" xmlns:w16="http://schemas.microsoft.com/office/word/2018/wordml" xmlns:w16du="http://schemas.microsoft.com/office/word/2023/wordml/word16du" xmlns:w16sdtdh="http://schemas.microsoft.com/office/word/2020/wordml/sdtdatahash" xmlns:w16sdtfl="http://schemas.microsoft.com/office/word/2024/wordml/sdtformatlock" xmlns:w16se="http://schemas.microsoft.com/office/word/2015/wordml/symex" mc:Ignorable="w14 w15 w16se w16cid w16 w16cex w16sdtdh w16sdtfl w16du">
   <w:docDefaults>
     <w:rPrDefault>
       <w:rPr>
